--- a/pr-preview/pr-185/independence.docx
+++ b/pr-preview/pr-185/independence.docx
@@ -15,7 +15,7 @@
         <w:pStyle w:val="Date"/>
       </w:pPr>
       <w:r>
-        <w:t xml:space="preserve">Last modified: 2026-10-16 01:04:12 (PDT)</w:t>
+        <w:t xml:space="preserve">Last modified: 2026-10-16 02:00:47 (PDT)</w:t>
       </w:r>
     </w:p>
     <w:p>

--- a/pr-preview/pr-185/independence.docx
+++ b/pr-preview/pr-185/independence.docx
@@ -15,7 +15,7 @@
         <w:pStyle w:val="Date"/>
       </w:pPr>
       <w:r>
-        <w:t xml:space="preserve">Last modified: 2026-10-16 02:00:47 (PDT)</w:t>
+        <w:t xml:space="preserve">Last modified: 2026-10-16 02:24:44 (PDT)</w:t>
       </w:r>
     </w:p>
     <w:p>
@@ -5410,16 +5410,21 @@
         <w:t xml:space="preserve"> </w:t>
       </w:r>
       <m:oMath>
-        <m:acc>
-          <m:accPr>
-            <m:chr m:val="̃"/>
-          </m:accPr>
+        <m:limLow>
           <m:e>
             <m:r>
               <m:t>X</m:t>
             </m:r>
           </m:e>
-        </m:acc>
+          <m:lim>
+            <m:r>
+              <m:rPr>
+                <m:sty m:val="p"/>
+              </m:rPr>
+              <m:t>∼</m:t>
+            </m:r>
+          </m:lim>
+        </m:limLow>
       </m:oMath>
       <w:r>
         <w:t xml:space="preserve"> </w:t>
@@ -5431,16 +5436,21 @@
         <w:t xml:space="preserve"> </w:t>
       </w:r>
       <m:oMath>
-        <m:acc>
-          <m:accPr>
-            <m:chr m:val="̃"/>
-          </m:accPr>
+        <m:limLow>
           <m:e>
             <m:r>
               <m:t>x</m:t>
             </m:r>
           </m:e>
-        </m:acc>
+          <m:lim>
+            <m:r>
+              <m:rPr>
+                <m:sty m:val="p"/>
+              </m:rPr>
+              <m:t>∼</m:t>
+            </m:r>
+          </m:lim>
+        </m:limLow>
       </m:oMath>
       <w:r>
         <w:t xml:space="preserve"> </w:t>
@@ -5464,32 +5474,42 @@
           </m:rPr>
           <m:t>(</m:t>
         </m:r>
-        <m:acc>
-          <m:accPr>
-            <m:chr m:val="̃"/>
-          </m:accPr>
+        <m:limLow>
           <m:e>
             <m:r>
               <m:t>X</m:t>
             </m:r>
           </m:e>
-        </m:acc>
+          <m:lim>
+            <m:r>
+              <m:rPr>
+                <m:sty m:val="p"/>
+              </m:rPr>
+              <m:t>∼</m:t>
+            </m:r>
+          </m:lim>
+        </m:limLow>
         <m:r>
           <m:rPr>
             <m:sty m:val="p"/>
           </m:rPr>
           <m:t>=</m:t>
         </m:r>
-        <m:acc>
-          <m:accPr>
-            <m:chr m:val="̃"/>
-          </m:accPr>
+        <m:limLow>
           <m:e>
             <m:r>
               <m:t>x</m:t>
             </m:r>
           </m:e>
-        </m:acc>
+          <m:lim>
+            <m:r>
+              <m:rPr>
+                <m:sty m:val="p"/>
+              </m:rPr>
+              <m:t>∼</m:t>
+            </m:r>
+          </m:lim>
+        </m:limLow>
         <m:r>
           <m:rPr>
             <m:sty m:val="p"/>
@@ -5703,32 +5723,42 @@
             </m:rPr>
             <m:t>∣</m:t>
           </m:r>
-          <m:acc>
-            <m:accPr>
-              <m:chr m:val="̃"/>
-            </m:accPr>
+          <m:limLow>
             <m:e>
               <m:r>
                 <m:t>X</m:t>
               </m:r>
             </m:e>
-          </m:acc>
+            <m:lim>
+              <m:r>
+                <m:rPr>
+                  <m:sty m:val="p"/>
+                </m:rPr>
+                <m:t>∼</m:t>
+              </m:r>
+            </m:lim>
+          </m:limLow>
           <m:r>
             <m:rPr>
               <m:sty m:val="p"/>
             </m:rPr>
             <m:t>=</m:t>
           </m:r>
-          <m:acc>
-            <m:accPr>
-              <m:chr m:val="̃"/>
-            </m:accPr>
+          <m:limLow>
             <m:e>
               <m:r>
                 <m:t>x</m:t>
               </m:r>
             </m:e>
-          </m:acc>
+            <m:lim>
+              <m:r>
+                <m:rPr>
+                  <m:sty m:val="p"/>
+                </m:rPr>
+                <m:t>∼</m:t>
+              </m:r>
+            </m:lim>
+          </m:limLow>
           <m:r>
             <m:rPr>
               <m:sty m:val="p"/>
@@ -5816,32 +5846,42 @@
                 </m:rPr>
                 <m:t>∣</m:t>
               </m:r>
-              <m:acc>
-                <m:accPr>
-                  <m:chr m:val="̃"/>
-                </m:accPr>
+              <m:limLow>
                 <m:e>
                   <m:r>
                     <m:t>X</m:t>
                   </m:r>
                 </m:e>
-              </m:acc>
+                <m:lim>
+                  <m:r>
+                    <m:rPr>
+                      <m:sty m:val="p"/>
+                    </m:rPr>
+                    <m:t>∼</m:t>
+                  </m:r>
+                </m:lim>
+              </m:limLow>
               <m:r>
                 <m:rPr>
                   <m:sty m:val="p"/>
                 </m:rPr>
                 <m:t>=</m:t>
               </m:r>
-              <m:acc>
-                <m:accPr>
-                  <m:chr m:val="̃"/>
-                </m:accPr>
+              <m:limLow>
                 <m:e>
                   <m:r>
                     <m:t>x</m:t>
                   </m:r>
                 </m:e>
-              </m:acc>
+                <m:lim>
+                  <m:r>
+                    <m:rPr>
+                      <m:sty m:val="p"/>
+                    </m:rPr>
+                    <m:t>∼</m:t>
+                  </m:r>
+                </m:lim>
+              </m:limLow>
               <m:r>
                 <m:rPr>
                   <m:sty m:val="p"/>
@@ -5864,16 +5904,21 @@
         <w:t xml:space="preserve"> </w:t>
       </w:r>
       <m:oMath>
-        <m:acc>
-          <m:accPr>
-            <m:chr m:val="̃"/>
-          </m:accPr>
+        <m:limLow>
           <m:e>
             <m:r>
               <m:t>X</m:t>
             </m:r>
           </m:e>
-        </m:acc>
+          <m:lim>
+            <m:r>
+              <m:rPr>
+                <m:sty m:val="p"/>
+              </m:rPr>
+              <m:t>∼</m:t>
+            </m:r>
+          </m:lim>
+        </m:limLow>
       </m:oMath>
       <w:r>
         <w:t xml:space="preserve"> </w:t>
@@ -5891,32 +5936,42 @@
           </m:rPr>
           <m:t>{</m:t>
         </m:r>
-        <m:acc>
-          <m:accPr>
-            <m:chr m:val="̃"/>
-          </m:accPr>
+        <m:limLow>
           <m:e>
             <m:r>
               <m:t>X</m:t>
             </m:r>
           </m:e>
-        </m:acc>
+          <m:lim>
+            <m:r>
+              <m:rPr>
+                <m:sty m:val="p"/>
+              </m:rPr>
+              <m:t>∼</m:t>
+            </m:r>
+          </m:lim>
+        </m:limLow>
         <m:r>
           <m:rPr>
             <m:sty m:val="p"/>
           </m:rPr>
           <m:t>=</m:t>
         </m:r>
-        <m:acc>
-          <m:accPr>
-            <m:chr m:val="̃"/>
-          </m:accPr>
+        <m:limLow>
           <m:e>
             <m:r>
               <m:t>x</m:t>
             </m:r>
           </m:e>
-        </m:acc>
+          <m:lim>
+            <m:r>
+              <m:rPr>
+                <m:sty m:val="p"/>
+              </m:rPr>
+              <m:t>∼</m:t>
+            </m:r>
+          </m:lim>
+        </m:limLow>
         <m:r>
           <m:rPr>
             <m:sty m:val="p"/>
@@ -5946,16 +6001,21 @@
         <w:t xml:space="preserve"> </w:t>
       </w:r>
       <m:oMath>
-        <m:acc>
-          <m:accPr>
-            <m:chr m:val="̃"/>
-          </m:accPr>
+        <m:limLow>
           <m:e>
             <m:r>
               <m:t>x</m:t>
             </m:r>
           </m:e>
-        </m:acc>
+          <m:lim>
+            <m:r>
+              <m:rPr>
+                <m:sty m:val="p"/>
+              </m:rPr>
+              <m:t>∼</m:t>
+            </m:r>
+          </m:lim>
+        </m:limLow>
       </m:oMath>
       <w:r>
         <w:t xml:space="preserve"> </w:t>
@@ -5979,32 +6039,42 @@
           </m:rPr>
           <m:t>(</m:t>
         </m:r>
-        <m:acc>
-          <m:accPr>
-            <m:chr m:val="̃"/>
-          </m:accPr>
+        <m:limLow>
           <m:e>
             <m:r>
               <m:t>X</m:t>
             </m:r>
           </m:e>
-        </m:acc>
+          <m:lim>
+            <m:r>
+              <m:rPr>
+                <m:sty m:val="p"/>
+              </m:rPr>
+              <m:t>∼</m:t>
+            </m:r>
+          </m:lim>
+        </m:limLow>
         <m:r>
           <m:rPr>
             <m:sty m:val="p"/>
           </m:rPr>
           <m:t>=</m:t>
         </m:r>
-        <m:acc>
-          <m:accPr>
-            <m:chr m:val="̃"/>
-          </m:accPr>
+        <m:limLow>
           <m:e>
             <m:r>
               <m:t>x</m:t>
             </m:r>
           </m:e>
-        </m:acc>
+          <m:lim>
+            <m:r>
+              <m:rPr>
+                <m:sty m:val="p"/>
+              </m:rPr>
+              <m:t>∼</m:t>
+            </m:r>
+          </m:lim>
+        </m:limLow>
         <m:r>
           <m:rPr>
             <m:sty m:val="p"/>
@@ -6104,32 +6174,42 @@
                 </m:rPr>
                 <m:t>(</m:t>
               </m:r>
-              <m:acc>
-                <m:accPr>
-                  <m:chr m:val="̃"/>
-                </m:accPr>
+              <m:limLow>
                 <m:e>
                   <m:r>
                     <m:t>X</m:t>
                   </m:r>
                 </m:e>
-              </m:acc>
+                <m:lim>
+                  <m:r>
+                    <m:rPr>
+                      <m:sty m:val="p"/>
+                    </m:rPr>
+                    <m:t>∼</m:t>
+                  </m:r>
+                </m:lim>
+              </m:limLow>
               <m:r>
                 <m:rPr>
                   <m:sty m:val="p"/>
                 </m:rPr>
                 <m:t>=</m:t>
               </m:r>
-              <m:acc>
-                <m:accPr>
-                  <m:chr m:val="̃"/>
-                </m:accPr>
+              <m:limLow>
                 <m:e>
                   <m:r>
                     <m:t>x</m:t>
                   </m:r>
                 </m:e>
-              </m:acc>
+                <m:lim>
+                  <m:r>
+                    <m:rPr>
+                      <m:sty m:val="p"/>
+                    </m:rPr>
+                    <m:t>∼</m:t>
+                  </m:r>
+                </m:lim>
+              </m:limLow>
               <m:r>
                 <m:rPr>
                   <m:sty m:val="p"/>
@@ -6234,32 +6314,42 @@
                 </m:rPr>
                 <m:t>(</m:t>
               </m:r>
-              <m:acc>
-                <m:accPr>
-                  <m:chr m:val="̃"/>
-                </m:accPr>
+              <m:limLow>
                 <m:e>
                   <m:r>
                     <m:t>X</m:t>
                   </m:r>
                 </m:e>
-              </m:acc>
+                <m:lim>
+                  <m:r>
+                    <m:rPr>
+                      <m:sty m:val="p"/>
+                    </m:rPr>
+                    <m:t>∼</m:t>
+                  </m:r>
+                </m:lim>
+              </m:limLow>
               <m:r>
                 <m:rPr>
                   <m:sty m:val="p"/>
                 </m:rPr>
                 <m:t>=</m:t>
               </m:r>
-              <m:acc>
-                <m:accPr>
-                  <m:chr m:val="̃"/>
-                </m:accPr>
+              <m:limLow>
                 <m:e>
                   <m:r>
                     <m:t>x</m:t>
                   </m:r>
                 </m:e>
-              </m:acc>
+                <m:lim>
+                  <m:r>
+                    <m:rPr>
+                      <m:sty m:val="p"/>
+                    </m:rPr>
+                    <m:t>∼</m:t>
+                  </m:r>
+                </m:lim>
+              </m:limLow>
               <m:r>
                 <m:rPr>
                   <m:sty m:val="p"/>
@@ -6318,32 +6408,42 @@
                     </m:rPr>
                     <m:t>(</m:t>
                   </m:r>
-                  <m:acc>
-                    <m:accPr>
-                      <m:chr m:val="̃"/>
-                    </m:accPr>
+                  <m:limLow>
                     <m:e>
                       <m:r>
                         <m:t>X</m:t>
                       </m:r>
                     </m:e>
-                  </m:acc>
+                    <m:lim>
+                      <m:r>
+                        <m:rPr>
+                          <m:sty m:val="p"/>
+                        </m:rPr>
+                        <m:t>∼</m:t>
+                      </m:r>
+                    </m:lim>
+                  </m:limLow>
                   <m:r>
                     <m:rPr>
                       <m:sty m:val="p"/>
                     </m:rPr>
                     <m:t>=</m:t>
                   </m:r>
-                  <m:acc>
-                    <m:accPr>
-                      <m:chr m:val="̃"/>
-                    </m:accPr>
+                  <m:limLow>
                     <m:e>
                       <m:r>
                         <m:t>x</m:t>
                       </m:r>
                     </m:e>
-                  </m:acc>
+                    <m:lim>
+                      <m:r>
+                        <m:rPr>
+                          <m:sty m:val="p"/>
+                        </m:rPr>
+                        <m:t>∼</m:t>
+                      </m:r>
+                    </m:lim>
+                  </m:limLow>
                   <m:r>
                     <m:rPr>
                       <m:sty m:val="p"/>
@@ -6400,32 +6500,42 @@
                     </m:rPr>
                     <m:t>(</m:t>
                   </m:r>
-                  <m:acc>
-                    <m:accPr>
-                      <m:chr m:val="̃"/>
-                    </m:accPr>
+                  <m:limLow>
                     <m:e>
                       <m:r>
                         <m:t>X</m:t>
                       </m:r>
                     </m:e>
-                  </m:acc>
+                    <m:lim>
+                      <m:r>
+                        <m:rPr>
+                          <m:sty m:val="p"/>
+                        </m:rPr>
+                        <m:t>∼</m:t>
+                      </m:r>
+                    </m:lim>
+                  </m:limLow>
                   <m:r>
                     <m:rPr>
                       <m:sty m:val="p"/>
                     </m:rPr>
                     <m:t>=</m:t>
                   </m:r>
-                  <m:acc>
-                    <m:accPr>
-                      <m:chr m:val="̃"/>
-                    </m:accPr>
+                  <m:limLow>
                     <m:e>
                       <m:r>
                         <m:t>x</m:t>
                       </m:r>
                     </m:e>
-                  </m:acc>
+                    <m:lim>
+                      <m:r>
+                        <m:rPr>
+                          <m:sty m:val="p"/>
+                        </m:rPr>
+                        <m:t>∼</m:t>
+                      </m:r>
+                    </m:lim>
+                  </m:limLow>
                   <m:r>
                     <m:rPr>
                       <m:sty m:val="p"/>
@@ -6561,16 +6671,21 @@
         <w:t xml:space="preserve"> </w:t>
       </w:r>
       <m:oMath>
-        <m:acc>
-          <m:accPr>
-            <m:chr m:val="̃"/>
-          </m:accPr>
+        <m:limLow>
           <m:e>
             <m:r>
               <m:t>X</m:t>
             </m:r>
           </m:e>
-        </m:acc>
+          <m:lim>
+            <m:r>
+              <m:rPr>
+                <m:sty m:val="p"/>
+              </m:rPr>
+              <m:t>∼</m:t>
+            </m:r>
+          </m:lim>
+        </m:limLow>
       </m:oMath>
       <w:r>
         <w:t xml:space="preserve">,</w:t>
@@ -6602,32 +6717,42 @@
         <w:t xml:space="preserve"> </w:t>
       </w:r>
       <m:oMath>
-        <m:acc>
-          <m:accPr>
-            <m:chr m:val="̃"/>
-          </m:accPr>
+        <m:limLow>
           <m:e>
             <m:r>
               <m:t>X</m:t>
             </m:r>
           </m:e>
-        </m:acc>
+          <m:lim>
+            <m:r>
+              <m:rPr>
+                <m:sty m:val="p"/>
+              </m:rPr>
+              <m:t>∼</m:t>
+            </m:r>
+          </m:lim>
+        </m:limLow>
         <m:r>
           <m:rPr>
             <m:sty m:val="p"/>
           </m:rPr>
           <m:t>=</m:t>
         </m:r>
-        <m:acc>
-          <m:accPr>
-            <m:chr m:val="̃"/>
-          </m:accPr>
+        <m:limLow>
           <m:e>
             <m:r>
               <m:t>x</m:t>
             </m:r>
           </m:e>
-        </m:acc>
+          <m:lim>
+            <m:r>
+              <m:rPr>
+                <m:sty m:val="p"/>
+              </m:rPr>
+              <m:t>∼</m:t>
+            </m:r>
+          </m:lim>
+        </m:limLow>
       </m:oMath>
       <w:r>
         <w:t xml:space="preserve">,</w:t>
@@ -6648,32 +6773,42 @@
         <w:t xml:space="preserve"> </w:t>
       </w:r>
       <m:oMath>
-        <m:acc>
-          <m:accPr>
-            <m:chr m:val="̃"/>
-          </m:accPr>
+        <m:limLow>
           <m:e>
             <m:r>
               <m:t>X</m:t>
             </m:r>
           </m:e>
-        </m:acc>
+          <m:lim>
+            <m:r>
+              <m:rPr>
+                <m:sty m:val="p"/>
+              </m:rPr>
+              <m:t>∼</m:t>
+            </m:r>
+          </m:lim>
+        </m:limLow>
         <m:r>
           <m:rPr>
             <m:sty m:val="p"/>
           </m:rPr>
           <m:t>=</m:t>
         </m:r>
-        <m:acc>
-          <m:accPr>
-            <m:chr m:val="̃"/>
-          </m:accPr>
+        <m:limLow>
           <m:e>
             <m:r>
               <m:t>x</m:t>
             </m:r>
           </m:e>
-        </m:acc>
+          <m:lim>
+            <m:r>
+              <m:rPr>
+                <m:sty m:val="p"/>
+              </m:rPr>
+              <m:t>∼</m:t>
+            </m:r>
+          </m:lim>
+        </m:limLow>
       </m:oMath>
       <w:r>
         <w:t xml:space="preserve">, the</w:t>
@@ -9609,16 +9744,21 @@
         <w:t xml:space="preserve"> </w:t>
       </w:r>
       <m:oMath>
-        <m:acc>
-          <m:accPr>
-            <m:chr m:val="̃"/>
-          </m:accPr>
+        <m:limLow>
           <m:e>
             <m:r>
               <m:t>X</m:t>
             </m:r>
           </m:e>
-        </m:acc>
+          <m:lim>
+            <m:r>
+              <m:rPr>
+                <m:sty m:val="p"/>
+              </m:rPr>
+              <m:t>∼</m:t>
+            </m:r>
+          </m:lim>
+        </m:limLow>
         <m:r>
           <m:rPr>
             <m:sty m:val="p"/>
@@ -9766,16 +9906,21 @@
         <w:t xml:space="preserve"> </w:t>
       </w:r>
       <m:oMath>
-        <m:acc>
-          <m:accPr>
-            <m:chr m:val="̃"/>
-          </m:accPr>
+        <m:limLow>
           <m:e>
             <m:r>
               <m:t>X</m:t>
             </m:r>
           </m:e>
-        </m:acc>
+          <m:lim>
+            <m:r>
+              <m:rPr>
+                <m:sty m:val="p"/>
+              </m:rPr>
+              <m:t>∼</m:t>
+            </m:r>
+          </m:lim>
+        </m:limLow>
       </m:oMath>
       <w:r>
         <w:t xml:space="preserve">.</w:t>
@@ -9813,16 +9958,21 @@
         <w:t xml:space="preserve"> </w:t>
       </w:r>
       <m:oMath>
-        <m:acc>
-          <m:accPr>
-            <m:chr m:val="̃"/>
-          </m:accPr>
+        <m:limLow>
           <m:e>
             <m:r>
               <m:t>X</m:t>
             </m:r>
           </m:e>
-        </m:acc>
+          <m:lim>
+            <m:r>
+              <m:rPr>
+                <m:sty m:val="p"/>
+              </m:rPr>
+              <m:t>∼</m:t>
+            </m:r>
+          </m:lim>
+        </m:limLow>
       </m:oMath>
       <w:r>
         <w:t xml:space="preserve"> </w:t>
@@ -9860,16 +10010,21 @@
         <w:t xml:space="preserve"> </w:t>
       </w:r>
       <m:oMath>
-        <m:acc>
-          <m:accPr>
-            <m:chr m:val="̃"/>
-          </m:accPr>
+        <m:limLow>
           <m:e>
             <m:r>
               <m:t>x</m:t>
             </m:r>
           </m:e>
-        </m:acc>
+          <m:lim>
+            <m:r>
+              <m:rPr>
+                <m:sty m:val="p"/>
+              </m:rPr>
+              <m:t>∼</m:t>
+            </m:r>
+          </m:lim>
+        </m:limLow>
         <m:r>
           <m:rPr>
             <m:sty m:val="p"/>
@@ -9953,32 +10108,42 @@
           </m:rPr>
           <m:t>(</m:t>
         </m:r>
-        <m:acc>
-          <m:accPr>
-            <m:chr m:val="̃"/>
-          </m:accPr>
+        <m:limLow>
           <m:e>
             <m:r>
               <m:t>X</m:t>
             </m:r>
           </m:e>
-        </m:acc>
+          <m:lim>
+            <m:r>
+              <m:rPr>
+                <m:sty m:val="p"/>
+              </m:rPr>
+              <m:t>∼</m:t>
+            </m:r>
+          </m:lim>
+        </m:limLow>
         <m:r>
           <m:rPr>
             <m:sty m:val="p"/>
           </m:rPr>
           <m:t>=</m:t>
         </m:r>
-        <m:acc>
-          <m:accPr>
-            <m:chr m:val="̃"/>
-          </m:accPr>
+        <m:limLow>
           <m:e>
             <m:r>
               <m:t>x</m:t>
             </m:r>
           </m:e>
-        </m:acc>
+          <m:lim>
+            <m:r>
+              <m:rPr>
+                <m:sty m:val="p"/>
+              </m:rPr>
+              <m:t>∼</m:t>
+            </m:r>
+          </m:lim>
+        </m:limLow>
         <m:r>
           <m:rPr>
             <m:sty m:val="p"/>
@@ -10079,32 +10244,42 @@
             </m:rPr>
             <m:t>∣</m:t>
           </m:r>
-          <m:acc>
-            <m:accPr>
-              <m:chr m:val="̃"/>
-            </m:accPr>
+          <m:limLow>
             <m:e>
               <m:r>
                 <m:t>X</m:t>
               </m:r>
             </m:e>
-          </m:acc>
+            <m:lim>
+              <m:r>
+                <m:rPr>
+                  <m:sty m:val="p"/>
+                </m:rPr>
+                <m:t>∼</m:t>
+              </m:r>
+            </m:lim>
+          </m:limLow>
           <m:r>
             <m:rPr>
               <m:sty m:val="p"/>
             </m:rPr>
             <m:t>=</m:t>
           </m:r>
-          <m:acc>
-            <m:accPr>
-              <m:chr m:val="̃"/>
-            </m:accPr>
+          <m:limLow>
             <m:e>
               <m:r>
                 <m:t>x</m:t>
               </m:r>
             </m:e>
-          </m:acc>
+            <m:lim>
+              <m:r>
+                <m:rPr>
+                  <m:sty m:val="p"/>
+                </m:rPr>
+                <m:t>∼</m:t>
+              </m:r>
+            </m:lim>
+          </m:limLow>
           <m:r>
             <m:rPr>
               <m:sty m:val="p"/>
@@ -10215,16 +10390,21 @@
         <w:t xml:space="preserve"> </w:t>
       </w:r>
       <m:oMath>
-        <m:acc>
-          <m:accPr>
-            <m:chr m:val="̃"/>
-          </m:accPr>
+        <m:limLow>
           <m:e>
             <m:r>
               <m:t>x</m:t>
             </m:r>
           </m:e>
-        </m:acc>
+          <m:lim>
+            <m:r>
+              <m:rPr>
+                <m:sty m:val="p"/>
+              </m:rPr>
+              <m:t>∼</m:t>
+            </m:r>
+          </m:lim>
+        </m:limLow>
       </m:oMath>
       <w:r>
         <w:t xml:space="preserve"> </w:t>
@@ -10388,32 +10568,42 @@
             </m:rPr>
             <m:t>∣</m:t>
           </m:r>
-          <m:acc>
-            <m:accPr>
-              <m:chr m:val="̃"/>
-            </m:accPr>
+          <m:limLow>
             <m:e>
               <m:r>
                 <m:t>X</m:t>
               </m:r>
             </m:e>
-          </m:acc>
+            <m:lim>
+              <m:r>
+                <m:rPr>
+                  <m:sty m:val="p"/>
+                </m:rPr>
+                <m:t>∼</m:t>
+              </m:r>
+            </m:lim>
+          </m:limLow>
           <m:r>
             <m:rPr>
               <m:sty m:val="p"/>
             </m:rPr>
             <m:t>=</m:t>
           </m:r>
-          <m:acc>
-            <m:accPr>
-              <m:chr m:val="̃"/>
-            </m:accPr>
+          <m:limLow>
             <m:e>
               <m:r>
                 <m:t>x</m:t>
               </m:r>
             </m:e>
-          </m:acc>
+            <m:lim>
+              <m:r>
+                <m:rPr>
+                  <m:sty m:val="p"/>
+                </m:rPr>
+                <m:t>∼</m:t>
+              </m:r>
+            </m:lim>
+          </m:limLow>
           <m:r>
             <m:rPr>
               <m:sty m:val="p"/>
@@ -10677,32 +10867,42 @@
           </m:rPr>
           <m:t>(</m:t>
         </m:r>
-        <m:acc>
-          <m:accPr>
-            <m:chr m:val="̃"/>
-          </m:accPr>
+        <m:limLow>
           <m:e>
             <m:r>
               <m:t>X</m:t>
             </m:r>
           </m:e>
-        </m:acc>
+          <m:lim>
+            <m:r>
+              <m:rPr>
+                <m:sty m:val="p"/>
+              </m:rPr>
+              <m:t>∼</m:t>
+            </m:r>
+          </m:lim>
+        </m:limLow>
         <m:r>
           <m:rPr>
             <m:sty m:val="p"/>
           </m:rPr>
           <m:t>=</m:t>
         </m:r>
-        <m:acc>
-          <m:accPr>
-            <m:chr m:val="̃"/>
-          </m:accPr>
+        <m:limLow>
           <m:e>
             <m:r>
               <m:t>x</m:t>
             </m:r>
           </m:e>
-        </m:acc>
+          <m:lim>
+            <m:r>
+              <m:rPr>
+                <m:sty m:val="p"/>
+              </m:rPr>
+              <m:t>∼</m:t>
+            </m:r>
+          </m:lim>
+        </m:limLow>
         <m:r>
           <m:rPr>
             <m:sty m:val="p"/>
@@ -10830,32 +11030,42 @@
                 </m:rPr>
                 <m:t>∣</m:t>
               </m:r>
-              <m:acc>
-                <m:accPr>
-                  <m:chr m:val="̃"/>
-                </m:accPr>
+              <m:limLow>
                 <m:e>
                   <m:r>
                     <m:t>X</m:t>
                   </m:r>
                 </m:e>
-              </m:acc>
+                <m:lim>
+                  <m:r>
+                    <m:rPr>
+                      <m:sty m:val="p"/>
+                    </m:rPr>
+                    <m:t>∼</m:t>
+                  </m:r>
+                </m:lim>
+              </m:limLow>
               <m:r>
                 <m:rPr>
                   <m:sty m:val="p"/>
                 </m:rPr>
                 <m:t>=</m:t>
               </m:r>
-              <m:acc>
-                <m:accPr>
-                  <m:chr m:val="̃"/>
-                </m:accPr>
+              <m:limLow>
                 <m:e>
                   <m:r>
                     <m:t>x</m:t>
                   </m:r>
                 </m:e>
-              </m:acc>
+                <m:lim>
+                  <m:r>
+                    <m:rPr>
+                      <m:sty m:val="p"/>
+                    </m:rPr>
+                    <m:t>∼</m:t>
+                  </m:r>
+                </m:lim>
+              </m:limLow>
               <m:r>
                 <m:rPr>
                   <m:sty m:val="p"/>
@@ -10946,32 +11156,42 @@
                     </m:rPr>
                     <m:t>∣</m:t>
                   </m:r>
-                  <m:acc>
-                    <m:accPr>
-                      <m:chr m:val="̃"/>
-                    </m:accPr>
+                  <m:limLow>
                     <m:e>
                       <m:r>
                         <m:t>X</m:t>
                       </m:r>
                     </m:e>
-                  </m:acc>
+                    <m:lim>
+                      <m:r>
+                        <m:rPr>
+                          <m:sty m:val="p"/>
+                        </m:rPr>
+                        <m:t>∼</m:t>
+                      </m:r>
+                    </m:lim>
+                  </m:limLow>
                   <m:r>
                     <m:rPr>
                       <m:sty m:val="p"/>
                     </m:rPr>
                     <m:t>=</m:t>
                   </m:r>
-                  <m:acc>
-                    <m:accPr>
-                      <m:chr m:val="̃"/>
-                    </m:accPr>
+                  <m:limLow>
                     <m:e>
                       <m:r>
                         <m:t>x</m:t>
                       </m:r>
                     </m:e>
-                  </m:acc>
+                    <m:lim>
+                      <m:r>
+                        <m:rPr>
+                          <m:sty m:val="p"/>
+                        </m:rPr>
+                        <m:t>∼</m:t>
+                      </m:r>
+                    </m:lim>
+                  </m:limLow>
                   <m:r>
                     <m:rPr>
                       <m:sty m:val="p"/>
@@ -10993,16 +11213,21 @@
                 </m:rPr>
                 <m:t>(conditional independence given </m:t>
               </m:r>
-              <m:acc>
-                <m:accPr>
-                  <m:chr m:val="̃"/>
-                </m:accPr>
+              <m:limLow>
                 <m:e>
                   <m:r>
                     <m:t>X</m:t>
                   </m:r>
                 </m:e>
-              </m:acc>
+                <m:lim>
+                  <m:r>
+                    <m:rPr>
+                      <m:sty m:val="p"/>
+                    </m:rPr>
+                    <m:t>∼</m:t>
+                  </m:r>
+                </m:lim>
+              </m:limLow>
               <m:r>
                 <m:rPr>
                   <m:nor/>
@@ -11166,16 +11391,21 @@
                 </m:rPr>
                 <m:t> depends on </m:t>
               </m:r>
-              <m:acc>
-                <m:accPr>
-                  <m:chr m:val="̃"/>
-                </m:accPr>
+              <m:limLow>
                 <m:e>
                   <m:r>
                     <m:t>X</m:t>
                   </m:r>
                 </m:e>
-              </m:acc>
+                <m:lim>
+                  <m:r>
+                    <m:rPr>
+                      <m:sty m:val="p"/>
+                    </m:rPr>
+                    <m:t>∼</m:t>
+                  </m:r>
+                </m:lim>
+              </m:limLow>
               <m:r>
                 <m:rPr>
                   <m:nor/>
@@ -11228,16 +11458,21 @@
         <w:t xml:space="preserve"> </w:t>
       </w:r>
       <m:oMath>
-        <m:acc>
-          <m:accPr>
-            <m:chr m:val="̃"/>
-          </m:accPr>
+        <m:limLow>
           <m:e>
             <m:r>
               <m:t>X</m:t>
             </m:r>
           </m:e>
-        </m:acc>
+          <m:lim>
+            <m:r>
+              <m:rPr>
+                <m:sty m:val="p"/>
+              </m:rPr>
+              <m:t>∼</m:t>
+            </m:r>
+          </m:lim>
+        </m:limLow>
       </m:oMath>
       <w:r>
         <w:t xml:space="preserve"> </w:t>

--- a/pr-preview/pr-185/independence.docx
+++ b/pr-preview/pr-185/independence.docx
@@ -15,7 +15,7 @@
         <w:pStyle w:val="Date"/>
       </w:pPr>
       <w:r>
-        <w:t xml:space="preserve">Last modified: 2026-10-16 02:24:44 (PDT)</w:t>
+        <w:t xml:space="preserve">Last modified: 2026-10-16 02:44:56 (PDT)</w:t>
       </w:r>
     </w:p>
     <w:p>

--- a/pr-preview/pr-185/independence.docx
+++ b/pr-preview/pr-185/independence.docx
@@ -15,7 +15,7 @@
         <w:pStyle w:val="Date"/>
       </w:pPr>
       <w:r>
-        <w:t xml:space="preserve">Last modified: 2026-10-16 02:44:56 (PDT)</w:t>
+        <w:t xml:space="preserve">Last modified: 2026-10-16 02:58:15 (PDT)</w:t>
       </w:r>
     </w:p>
     <w:p>
